--- a/docs/manual/en/FDTP_manual_en.docx
+++ b/docs/manual/en/FDTP_manual_en.docx
@@ -172,7 +172,7 @@
           <w:b w:val="0"/>
           <w:sz w:val="26"/>
         </w:rPr>
-        <w:t>Version 1.10</w:t>
+        <w:t>Version 1.12</w:t>
       </w:r>
     </w:p>
     <w:p>
@@ -1050,7 +1050,7 @@
         <w:t>fdtp-pomera-setup</w:t>
       </w:r>
       <w:r>
-        <w:t xml:space="preserve"> asks the same two questions as </w:t>
+        <w:t xml:space="preserve"> asks the same three questions as </w:t>
       </w:r>
       <w:r>
         <w:rPr>
@@ -2238,6 +2238,28 @@
         <w:rPr>
           <w:b/>
         </w:rPr>
+        <w:t>PD hub charging</w:t>
+      </w:r>
+      <w:r>
+        <w:t xml:space="preserve"> (Pomera DM250 only; see 2.4).</w:t>
+      </w:r>
+    </w:p>
+    <w:p>
+      <w:pPr>
+        <w:tabs>
+          <w:tab w:pos="340" w:val="left"/>
+        </w:tabs>
+        <w:spacing w:after="60"/>
+        <w:ind w:left="340" w:hanging="283"/>
+      </w:pPr>
+      <w:r>
+        <w:t>5.</w:t>
+        <w:tab/>
+      </w:r>
+      <w:r>
+        <w:rPr>
+          <w:b/>
+        </w:rPr>
         <w:t>libheif for HEIC</w:t>
       </w:r>
       <w:r>
@@ -2517,7 +2539,7 @@
         <w:t>./configure</w:t>
       </w:r>
       <w:r>
-        <w:t xml:space="preserve"> asks the following two questions only when it runs on a Pomera DM250. The settings you choose are applied by </w:t>
+        <w:t xml:space="preserve"> asks the following three questions only when it runs on a Pomera DM250. The settings you choose are applied by </w:t>
       </w:r>
       <w:r>
         <w:rPr>
@@ -3056,6 +3078,104 @@
         <w:pStyle w:val="Heading3"/>
       </w:pPr>
       <w:r>
+        <w:t>Charging through a PD hub</w:t>
+      </w:r>
+    </w:p>
+    <w:p>
+      <w:r>
+        <w:t>Through a powered USB hub, the input limit can be low enough for the battery to discharge even when charging is displayed. This setting raises a USB online limit below 2 A to 2 A. It leaves limits of 2 A or more, including direct 3 A charging, unchanged, and does not change charging when no hub is used. The service uses about 4% CPU.</w:t>
+      </w:r>
+    </w:p>
+    <w:p>
+      <w:r>
+        <w:t xml:space="preserve">It requires a DM250, the </w:t>
+      </w:r>
+      <w:r>
+        <w:rPr>
+          <w:rFonts w:ascii="Consolas" w:hAnsi="Consolas" w:eastAsia="Consolas" w:cs="Consolas"/>
+          <w:sz w:val="20"/>
+        </w:rPr>
+        <w:t>rk818-charger</w:t>
+      </w:r>
+      <w:r>
+        <w:t xml:space="preserve"> driver and RK818 chip identification. The current default is yes to install; no removes it. A skipped question leaves the previous setting unchanged. The LED is red while charging, green when full, and blinking red when plugged in but discharging. The LED needs optional </w:t>
+      </w:r>
+      <w:r>
+        <w:rPr>
+          <w:rFonts w:ascii="Consolas" w:hAnsi="Consolas" w:eastAsia="Consolas" w:cs="Consolas"/>
+          <w:sz w:val="20"/>
+        </w:rPr>
+        <w:t>python3-libgpiod</w:t>
+      </w:r>
+      <w:r>
+        <w:t>.</w:t>
+      </w:r>
+    </w:p>
+    <w:p>
+      <w:r>
+        <w:t xml:space="preserve">Check its status with </w:t>
+      </w:r>
+      <w:r>
+        <w:rPr>
+          <w:rFonts w:ascii="Consolas" w:hAnsi="Consolas" w:eastAsia="Consolas" w:cs="Consolas"/>
+          <w:sz w:val="20"/>
+        </w:rPr>
+        <w:t>sudo sh scripts/pomera/pomera_pdcharge.sh status</w:t>
+      </w:r>
+      <w:r>
+        <w:t>.</w:t>
+      </w:r>
+    </w:p>
+    <w:p>
+      <w:r>
+        <w:t xml:space="preserve">This was checked on the D250 Debian 13 image from ekesete.net, obtained around 2026-10-20 (Debian 13.7, kernel </w:t>
+      </w:r>
+      <w:r>
+        <w:rPr>
+          <w:rFonts w:ascii="Consolas" w:hAnsi="Consolas" w:eastAsia="Consolas" w:cs="Consolas"/>
+          <w:sz w:val="20"/>
+        </w:rPr>
+        <w:t>6.18.41-g653d8276acb7</w:t>
+      </w:r>
+      <w:r>
+        <w:t>). The 450 mA limit comes from that image's charger driver (</w:t>
+      </w:r>
+      <w:r>
+        <w:rPr>
+          <w:rFonts w:ascii="Consolas" w:hAnsi="Consolas" w:eastAsia="Consolas" w:cs="Consolas"/>
+          <w:sz w:val="20"/>
+        </w:rPr>
+        <w:t>rk818-charger</w:t>
+      </w:r>
+      <w:r>
+        <w:t xml:space="preserve">). If the image author updates the kernel or driver, pdcharge may no longer be needed, or may not fit. After installing a newer image, check the version with </w:t>
+      </w:r>
+      <w:r>
+        <w:rPr>
+          <w:rFonts w:ascii="Consolas" w:hAnsi="Consolas" w:eastAsia="Consolas" w:cs="Consolas"/>
+          <w:sz w:val="20"/>
+        </w:rPr>
+        <w:t>uname -r</w:t>
+      </w:r>
+      <w:r>
+        <w:t xml:space="preserve"> and look at charging with pdcharge removed (</w:t>
+      </w:r>
+      <w:r>
+        <w:rPr>
+          <w:rFonts w:ascii="Consolas" w:hAnsi="Consolas" w:eastAsia="Consolas" w:cs="Consolas"/>
+          <w:sz w:val="20"/>
+        </w:rPr>
+        <w:t>remove</w:t>
+      </w:r>
+      <w:r>
+        <w:t>) first. On another kernel pdcharge prints a warning (it does not stop).</w:t>
+      </w:r>
+    </w:p>
+    <w:p>
+      <w:pPr>
+        <w:pStyle w:val="Heading3"/>
+      </w:pPr>
+      <w:r>
         <w:t>How to undo</w:t>
       </w:r>
     </w:p>
@@ -3068,8 +3188,8 @@
         <w:tblLook w:firstColumn="1" w:firstRow="1" w:lastColumn="0" w:lastRow="0" w:noHBand="0" w:noVBand="1" w:val="04A0"/>
       </w:tblPr>
       <w:tblGrid>
-        <w:gridCol w:w="3578"/>
-        <w:gridCol w:w="5833"/>
+        <w:gridCol w:w="3457"/>
+        <w:gridCol w:w="5954"/>
       </w:tblGrid>
       <w:tr>
         <w:trPr>
@@ -3078,7 +3198,7 @@
         </w:trPr>
         <w:tc>
           <w:tcPr>
-            <w:tcW w:type="dxa" w:w="3578"/>
+            <w:tcW w:type="dxa" w:w="3457"/>
             <w:shd w:val="clear" w:color="auto" w:fill="DCE6F2"/>
           </w:tcPr>
           <w:p>
@@ -3096,7 +3216,7 @@
         </w:tc>
         <w:tc>
           <w:tcPr>
-            <w:tcW w:type="dxa" w:w="5833"/>
+            <w:tcW w:type="dxa" w:w="5954"/>
             <w:shd w:val="clear" w:color="auto" w:fill="DCE6F2"/>
           </w:tcPr>
           <w:p>
@@ -3119,7 +3239,7 @@
         </w:trPr>
         <w:tc>
           <w:tcPr>
-            <w:tcW w:type="dxa" w:w="3578"/>
+            <w:tcW w:type="dxa" w:w="3457"/>
           </w:tcPr>
           <w:p>
             <w:pPr>
@@ -3135,7 +3255,7 @@
         </w:tc>
         <w:tc>
           <w:tcPr>
-            <w:tcW w:type="dxa" w:w="5833"/>
+            <w:tcW w:type="dxa" w:w="5954"/>
           </w:tcPr>
           <w:p>
             <w:pPr>
@@ -3157,7 +3277,7 @@
         </w:trPr>
         <w:tc>
           <w:tcPr>
-            <w:tcW w:type="dxa" w:w="3578"/>
+            <w:tcW w:type="dxa" w:w="3457"/>
           </w:tcPr>
           <w:p>
             <w:pPr>
@@ -3173,7 +3293,7 @@
         </w:tc>
         <w:tc>
           <w:tcPr>
-            <w:tcW w:type="dxa" w:w="5833"/>
+            <w:tcW w:type="dxa" w:w="5954"/>
           </w:tcPr>
           <w:p>
             <w:pPr>
@@ -3195,7 +3315,7 @@
         </w:trPr>
         <w:tc>
           <w:tcPr>
-            <w:tcW w:type="dxa" w:w="3578"/>
+            <w:tcW w:type="dxa" w:w="3457"/>
           </w:tcPr>
           <w:p>
             <w:pPr>
@@ -3211,7 +3331,7 @@
         </w:tc>
         <w:tc>
           <w:tcPr>
-            <w:tcW w:type="dxa" w:w="5833"/>
+            <w:tcW w:type="dxa" w:w="5954"/>
           </w:tcPr>
           <w:p>
             <w:pPr>
@@ -3223,6 +3343,44 @@
                 <w:sz w:val="18"/>
               </w:rPr>
               <w:t>sudo sh scripts/pomera/pomera_mount_internal.sh unpersist</w:t>
+            </w:r>
+          </w:p>
+        </w:tc>
+      </w:tr>
+      <w:tr>
+        <w:trPr>
+          <w:cantSplit/>
+        </w:trPr>
+        <w:tc>
+          <w:tcPr>
+            <w:tcW w:type="dxa" w:w="3457"/>
+          </w:tcPr>
+          <w:p>
+            <w:pPr>
+              <w:spacing w:after="0" w:line="252" w:lineRule="auto"/>
+            </w:pPr>
+            <w:r>
+              <w:rPr>
+                <w:sz w:val="19"/>
+              </w:rPr>
+              <w:t>PD hub charging</w:t>
+            </w:r>
+          </w:p>
+        </w:tc>
+        <w:tc>
+          <w:tcPr>
+            <w:tcW w:type="dxa" w:w="5954"/>
+          </w:tcPr>
+          <w:p>
+            <w:pPr>
+              <w:spacing w:after="0" w:line="252" w:lineRule="auto"/>
+            </w:pPr>
+            <w:r>
+              <w:rPr>
+                <w:rFonts w:ascii="Consolas" w:hAnsi="Consolas" w:eastAsia="Consolas" w:cs="Consolas"/>
+                <w:sz w:val="18"/>
+              </w:rPr>
+              <w:t>sudo sh scripts/pomera/pomera_pdcharge.sh remove</w:t>
             </w:r>
           </w:p>
         </w:tc>
@@ -19910,6 +20068,29 @@
       </w:r>
       <w:r>
         <w:t>; 2.2).</w:t>
+      </w:r>
+    </w:p>
+    <w:p>
+      <w:pPr>
+        <w:pStyle w:val="Heading2"/>
+      </w:pPr>
+      <w:r>
+        <w:t>10.8 The hub does not charge the Pomera</w:t>
+      </w:r>
+    </w:p>
+    <w:p>
+      <w:r>
+        <w:t xml:space="preserve">Connect power to the hub and check the PD hub charging setting (2.4). It requires a DM250 and the supported driver and chip. If the LED does not light, also check the optional </w:t>
+      </w:r>
+      <w:r>
+        <w:rPr>
+          <w:rFonts w:ascii="Consolas" w:hAnsi="Consolas" w:eastAsia="Consolas" w:cs="Consolas"/>
+          <w:sz w:val="20"/>
+        </w:rPr>
+        <w:t>python3-libgpiod</w:t>
+      </w:r>
+      <w:r>
+        <w:t xml:space="preserve"> package.</w:t>
       </w:r>
     </w:p>
     <w:p>
